--- a/Exp-2/Experiment_2_HLD_of_Netflix.docx
+++ b/Exp-2/Experiment_2_HLD_of_Netflix.docx
@@ -22,6 +22,9 @@
       <w:r>
         <w:t>Name: Prashant</w:t>
       </w:r>
+      <w:r>
+        <w:t xml:space="preserve"> Chaudhary</w:t>
+      </w:r>
     </w:p>
     <w:p>
       <w:pPr>
@@ -38,16 +41,14 @@
       <w:pPr>
         <w:spacing w:after="100"/>
       </w:pPr>
-      <w:proofErr w:type="gramStart"/>
       <w:r>
         <w:t>Section:</w:t>
       </w:r>
       <w:r>
-        <w:t>KRG</w:t>
-      </w:r>
-      <w:proofErr w:type="gramEnd"/>
-      <w:r>
-        <w:t>-6114-A</w:t>
+        <w:t xml:space="preserve"> </w:t>
+      </w:r>
+      <w:r>
+        <w:t>KRG-614-A</w:t>
       </w:r>
     </w:p>
     <w:p>
@@ -558,21 +559,12 @@
         </w:rPr>
         <w:t xml:space="preserve">• </w:t>
       </w:r>
-      <w:proofErr w:type="gramStart"/>
       <w:r>
         <w:rPr>
           <w:b/>
           <w:sz w:val="28"/>
         </w:rPr>
-        <w:t>Services :</w:t>
-      </w:r>
-      <w:proofErr w:type="gramEnd"/>
-      <w:r>
-        <w:rPr>
-          <w:b/>
-          <w:sz w:val="28"/>
-        </w:rPr>
-        <w:t>-</w:t>
+        <w:t>Services: -</w:t>
       </w:r>
     </w:p>
     <w:p>
@@ -654,10 +646,7 @@
         <w:spacing w:after="100"/>
       </w:pPr>
       <w:r>
-        <w:t>Password Hash</w:t>
-      </w:r>
-      <w:r>
-        <w:t xml:space="preserve"> - string</w:t>
+        <w:t>Password Hash - string</w:t>
       </w:r>
     </w:p>
     <w:p>
